--- a/docs/Informe_Proyecto_Parcial_SupermercadoEnCaos.docx
+++ b/docs/Informe_Proyecto_Parcial_SupermercadoEnCaos.docx
@@ -1,6 +1,6 @@
 
 <file path=word/document.xml><?xml version="1.0" encoding="utf-8"?>
-<w:document xmlns:wpc="http://schemas.microsoft.com/office/word/2010/wordprocessingCanvas" xmlns:cx="http://schemas.microsoft.com/office/drawing/2014/chartex" xmlns:cx1="http://schemas.microsoft.com/office/drawing/2015/9/8/chartex" xmlns:cx2="http://schemas.microsoft.com/office/drawing/2015/10/21/chartex" xmlns:cx3="http://schemas.microsoft.com/office/drawing/2016/5/9/chartex" xmlns:cx4="http://schemas.microsoft.com/office/drawing/2016/5/10/chartex" xmlns:cx5="http://schemas.microsoft.com/office/drawing/2016/5/11/chartex" xmlns:cx6="http://schemas.microsoft.com/office/drawing/2016/5/12/chartex" xmlns:cx7="http://schemas.microsoft.com/office/drawing/2016/5/13/chartex" xmlns:cx8="http://schemas.microsoft.com/office/drawing/2016/5/14/chartex" xmlns:mc="http://schemas.openxmlformats.org/markup-compatibility/2006" xmlns:aink="http://schemas.microsoft.com/office/drawing/2016/ink" xmlns:am3d="http://schemas.microsoft.com/office/drawing/2017/model3d" xmlns:o="urn:schemas-microsoft-com:office:office" xmlns:oel="http://schemas.microsoft.com/office/2019/extlst" xmlns:r="http://schemas.openxmlformats.org/officeDocument/2006/relationships" xmlns:m="http://schemas.openxmlformats.org/officeDocument/2006/math" xmlns:v="urn:schemas-microsoft-com:vml" xmlns:wp14="http://schemas.microsoft.com/office/word/2010/wordprocessingDrawing" xmlns:wp="http://schemas.openxmlformats.org/drawingml/2006/wordprocessingDrawing" xmlns:w10="urn:schemas-microsoft-com:office:word" xmlns:w="http://schemas.openxmlformats.org/wordprocessingml/2006/main" xmlns:w14="http://schemas.microsoft.com/office/word/2010/wordml" xmlns:w15="http://schemas.microsoft.com/office/word/2012/wordml" xmlns:w16cex="http://schemas.microsoft.com/office/word/2018/wordml/cex" xmlns:w16cid="http://schemas.microsoft.com/office/word/2016/wordml/cid" xmlns:w16="http://schemas.microsoft.com/office/word/2018/wordml" xmlns:w16sdtdh="http://schemas.microsoft.com/office/word/2020/wordml/sdtdatahash" xmlns:w16se="http://schemas.microsoft.com/office/word/2015/wordml/symex" xmlns:wpg="http://schemas.microsoft.com/office/word/2010/wordprocessingGroup" xmlns:wpi="http://schemas.microsoft.com/office/word/2010/wordprocessingInk" xmlns:wne="http://schemas.microsoft.com/office/word/2006/wordml" xmlns:wps="http://schemas.microsoft.com/office/word/2010/wordprocessingShape" mc:Ignorable="w14 w15 w16se w16cid w16 w16cex w16sdtdh wp14">
+<w:document xmlns:wpc="http://schemas.microsoft.com/office/word/2010/wordprocessingCanvas" xmlns:cx="http://schemas.microsoft.com/office/drawing/2014/chartex" xmlns:cx1="http://schemas.microsoft.com/office/drawing/2015/9/8/chartex" xmlns:cx2="http://schemas.microsoft.com/office/drawing/2015/10/21/chartex" xmlns:cx3="http://schemas.microsoft.com/office/drawing/2016/5/9/chartex" xmlns:cx4="http://schemas.microsoft.com/office/drawing/2016/5/10/chartex" xmlns:cx5="http://schemas.microsoft.com/office/drawing/2016/5/11/chartex" xmlns:cx6="http://schemas.microsoft.com/office/drawing/2016/5/12/chartex" xmlns:cx7="http://schemas.microsoft.com/office/drawing/2016/5/13/chartex" xmlns:cx8="http://schemas.microsoft.com/office/drawing/2016/5/14/chartex" xmlns:mc="http://schemas.openxmlformats.org/markup-compatibility/2006" xmlns:aink="http://schemas.microsoft.com/office/drawing/2016/ink" xmlns:am3d="http://schemas.microsoft.com/office/drawing/2017/model3d" xmlns:o="urn:schemas-microsoft-com:office:office" xmlns:oel="http://schemas.microsoft.com/office/2019/extlst" xmlns:r="http://schemas.openxmlformats.org/officeDocument/2006/relationships" xmlns:m="http://schemas.openxmlformats.org/officeDocument/2006/math" xmlns:v="urn:schemas-microsoft-com:vml" xmlns:wp14="http://schemas.microsoft.com/office/word/2010/wordprocessingDrawing" xmlns:wp="http://schemas.openxmlformats.org/drawingml/2006/wordprocessingDrawing" xmlns:w10="urn:schemas-microsoft-com:office:word" xmlns:w="http://schemas.openxmlformats.org/wordprocessingml/2006/main" xmlns:w14="http://schemas.microsoft.com/office/word/2010/wordml" xmlns:w15="http://schemas.microsoft.com/office/word/2012/wordml" xmlns:w16cex="http://schemas.microsoft.com/office/word/2018/wordml/cex" xmlns:w16cid="http://schemas.microsoft.com/office/word/2016/wordml/cid" xmlns:w16="http://schemas.microsoft.com/office/word/2018/wordml" xmlns:w16du="http://schemas.microsoft.com/office/word/2023/wordml/word16du" xmlns:w16sdtdh="http://schemas.microsoft.com/office/word/2020/wordml/sdtdatahash" xmlns:w16sdtfl="http://schemas.microsoft.com/office/word/2024/wordml/sdtformatlock" xmlns:w16se="http://schemas.microsoft.com/office/word/2015/wordml/symex" xmlns:wpg="http://schemas.microsoft.com/office/word/2010/wordprocessingGroup" xmlns:wpi="http://schemas.microsoft.com/office/word/2010/wordprocessingInk" xmlns:wne="http://schemas.microsoft.com/office/word/2006/wordml" xmlns:wps="http://schemas.microsoft.com/office/word/2010/wordprocessingShape" mc:Ignorable="w14 w15 w16se w16cid w16 w16cex w16sdtdh w16sdtfl w16du wp14">
   <w:body>
     <w:p>
       <w:pPr>
@@ -312,17 +312,8 @@
                 <w:rFonts w:ascii="Arial" w:hAnsi="Arial" w:cs="Arial"/>
                 <w:lang w:val="es-PE"/>
               </w:rPr>
-              <w:t xml:space="preserve">Wilder Nina </w:t>
+              <w:t>Wilder Nina Choquehuayta</w:t>
             </w:r>
-            <w:proofErr w:type="spellStart"/>
-            <w:r>
-              <w:rPr>
-                <w:rFonts w:ascii="Arial" w:hAnsi="Arial" w:cs="Arial"/>
-                <w:lang w:val="es-PE"/>
-              </w:rPr>
-              <w:t>Choquehuayta</w:t>
-            </w:r>
-            <w:proofErr w:type="spellEnd"/>
           </w:p>
           <w:p>
             <w:pPr>
@@ -347,37 +338,12 @@
               </w:rPr>
               <w:t xml:space="preserve"> </w:t>
             </w:r>
-            <w:proofErr w:type="spellStart"/>
             <w:r>
               <w:rPr>
                 <w:rFonts w:ascii="Arial" w:hAnsi="Arial" w:cs="Arial"/>
                 <w:lang w:val="es-PE"/>
               </w:rPr>
-              <w:t>Wilianson</w:t>
-            </w:r>
-            <w:proofErr w:type="spellEnd"/>
-            <w:r>
-              <w:rPr>
-                <w:rFonts w:ascii="Arial" w:hAnsi="Arial" w:cs="Arial"/>
-                <w:lang w:val="es-PE"/>
-              </w:rPr>
-              <w:t xml:space="preserve"> </w:t>
-            </w:r>
-            <w:proofErr w:type="spellStart"/>
-            <w:r>
-              <w:rPr>
-                <w:rFonts w:ascii="Arial" w:hAnsi="Arial" w:cs="Arial"/>
-                <w:lang w:val="es-PE"/>
-              </w:rPr>
-              <w:t>Lovon</w:t>
-            </w:r>
-            <w:proofErr w:type="spellEnd"/>
-            <w:r>
-              <w:rPr>
-                <w:rFonts w:ascii="Arial" w:hAnsi="Arial" w:cs="Arial"/>
-                <w:lang w:val="es-PE"/>
-              </w:rPr>
-              <w:t xml:space="preserve"> Ramos</w:t>
+              <w:t>Wilianson Lovon Ramos</w:t>
             </w:r>
           </w:p>
         </w:tc>
@@ -443,39 +409,7 @@
                 <w:rFonts w:ascii="Arial" w:hAnsi="Arial" w:cs="Arial"/>
                 <w:lang w:val="es-PE"/>
               </w:rPr>
-              <w:t xml:space="preserve">Ray </w:t>
-            </w:r>
-            <w:proofErr w:type="spellStart"/>
-            <w:r>
-              <w:rPr>
-                <w:rFonts w:ascii="Arial" w:hAnsi="Arial" w:cs="Arial"/>
-                <w:lang w:val="es-PE"/>
-              </w:rPr>
-              <w:t>Joaquin</w:t>
-            </w:r>
-            <w:proofErr w:type="spellEnd"/>
-            <w:r>
-              <w:rPr>
-                <w:rFonts w:ascii="Arial" w:hAnsi="Arial" w:cs="Arial"/>
-                <w:lang w:val="es-PE"/>
-              </w:rPr>
-              <w:t xml:space="preserve"> </w:t>
-            </w:r>
-            <w:proofErr w:type="spellStart"/>
-            <w:r>
-              <w:rPr>
-                <w:rFonts w:ascii="Arial" w:hAnsi="Arial" w:cs="Arial"/>
-                <w:lang w:val="es-PE"/>
-              </w:rPr>
-              <w:t>Adrian</w:t>
-            </w:r>
-            <w:proofErr w:type="spellEnd"/>
-            <w:r>
-              <w:rPr>
-                <w:rFonts w:ascii="Arial" w:hAnsi="Arial" w:cs="Arial"/>
-                <w:lang w:val="es-PE"/>
-              </w:rPr>
-              <w:t xml:space="preserve"> Mayta Quiñonez</w:t>
+              <w:t>Ray Joaquin Adrian Mayta Quiñonez</w:t>
             </w:r>
           </w:p>
           <w:p>
@@ -486,53 +420,12 @@
                 <w:lang w:val="es-PE"/>
               </w:rPr>
             </w:pPr>
-            <w:proofErr w:type="spellStart"/>
             <w:r>
               <w:rPr>
                 <w:rFonts w:ascii="Arial" w:hAnsi="Arial" w:cs="Arial"/>
                 <w:lang w:val="es-PE"/>
               </w:rPr>
-              <w:t>Ruben</w:t>
-            </w:r>
-            <w:proofErr w:type="spellEnd"/>
-            <w:r>
-              <w:rPr>
-                <w:rFonts w:ascii="Arial" w:hAnsi="Arial" w:cs="Arial"/>
-                <w:lang w:val="es-PE"/>
-              </w:rPr>
-              <w:t xml:space="preserve"> </w:t>
-            </w:r>
-            <w:proofErr w:type="spellStart"/>
-            <w:r>
-              <w:rPr>
-                <w:rFonts w:ascii="Arial" w:hAnsi="Arial" w:cs="Arial"/>
-                <w:lang w:val="es-PE"/>
-              </w:rPr>
-              <w:t>Moises</w:t>
-            </w:r>
-            <w:proofErr w:type="spellEnd"/>
-            <w:r>
-              <w:rPr>
-                <w:rFonts w:ascii="Arial" w:hAnsi="Arial" w:cs="Arial"/>
-                <w:lang w:val="es-PE"/>
-              </w:rPr>
-              <w:t xml:space="preserve"> </w:t>
-            </w:r>
-            <w:proofErr w:type="spellStart"/>
-            <w:r>
-              <w:rPr>
-                <w:rFonts w:ascii="Arial" w:hAnsi="Arial" w:cs="Arial"/>
-                <w:lang w:val="es-PE"/>
-              </w:rPr>
-              <w:t>Ramirez</w:t>
-            </w:r>
-            <w:proofErr w:type="spellEnd"/>
-            <w:r>
-              <w:rPr>
-                <w:rFonts w:ascii="Arial" w:hAnsi="Arial" w:cs="Arial"/>
-                <w:lang w:val="es-PE"/>
-              </w:rPr>
-              <w:t xml:space="preserve"> Uriol</w:t>
+              <w:t>Ruben Moises Ramirez Uriol</w:t>
             </w:r>
           </w:p>
           <w:p>
@@ -543,21 +436,28 @@
                 <w:lang w:val="es-PE"/>
               </w:rPr>
             </w:pPr>
-            <w:proofErr w:type="spellStart"/>
             <w:r>
               <w:rPr>
                 <w:rFonts w:ascii="Arial" w:hAnsi="Arial" w:cs="Arial"/>
                 <w:lang w:val="es-PE"/>
               </w:rPr>
-              <w:t>Aldayer</w:t>
+              <w:t>Aldayer Pablo Vargas Moreno</w:t>
             </w:r>
-            <w:proofErr w:type="spellEnd"/>
+          </w:p>
+          <w:p>
+            <w:pPr>
+              <w:jc w:val="center"/>
+              <w:rPr>
+                <w:rFonts w:ascii="Arial" w:hAnsi="Arial" w:cs="Arial"/>
+                <w:lang w:val="es-PE"/>
+              </w:rPr>
+            </w:pPr>
             <w:r>
               <w:rPr>
                 <w:rFonts w:ascii="Arial" w:hAnsi="Arial" w:cs="Arial"/>
                 <w:lang w:val="es-PE"/>
               </w:rPr>
-              <w:t xml:space="preserve"> Pablo Vargas Moreno</w:t>
+              <w:t>Juan Manuel Tordoya Cardicelis</w:t>
             </w:r>
           </w:p>
         </w:tc>
@@ -648,6 +548,7 @@
     </w:p>
     <w:p>
       <w:pPr>
+        <w:jc w:val="both"/>
         <w:rPr>
           <w:rFonts w:ascii="Arial" w:hAnsi="Arial" w:cs="Arial"/>
           <w:b/>
@@ -669,16 +570,73 @@
     </w:p>
     <w:p>
       <w:pPr>
-        <w:rPr>
-          <w:rFonts w:ascii="Arial" w:hAnsi="Arial" w:cs="Arial"/>
-        </w:rPr>
-      </w:pPr>
+        <w:jc w:val="both"/>
+        <w:rPr>
+          <w:rFonts w:ascii="Arial" w:hAnsi="Arial" w:cs="Arial"/>
+        </w:rPr>
+      </w:pPr>
+      <w:r>
+        <w:rPr>
+          <w:rFonts w:ascii="Arial" w:hAnsi="Arial" w:cs="Arial"/>
+        </w:rPr>
+        <w:t>Supermercado en Caos es un videojuego cenital en Java para reponer seis productos antes de agotar el tiempo. Su arquitectura separa reglas, entrada y presentacion. Implementa asociacion, agregacion, composicion, encapsulamiento, herencia y polimorfismo. Un nivel completo demuestra movimiento, colisiones, entregas, clientes y estados de partida. La interfaz usa pixel art original y Swing sin bibliotecas externas.</w:t>
+      </w:r>
+    </w:p>
+    <w:p>
+      <w:pPr>
+        <w:jc w:val="both"/>
+        <w:rPr>
+          <w:rFonts w:ascii="Arial" w:hAnsi="Arial" w:cs="Arial"/>
+          <w:b/>
+          <w:bCs/>
+          <w:sz w:val="24"/>
+          <w:szCs w:val="24"/>
+        </w:rPr>
+      </w:pPr>
+      <w:r>
+        <w:rPr>
+          <w:rFonts w:ascii="Arial" w:hAnsi="Arial" w:cs="Arial"/>
+          <w:b/>
+          <w:bCs/>
+          <w:sz w:val="24"/>
+          <w:szCs w:val="24"/>
+        </w:rPr>
+        <w:t>II Introduccion</w:t>
+      </w:r>
+    </w:p>
+    <w:p>
+      <w:pPr>
+        <w:jc w:val="both"/>
+        <w:rPr>
+          <w:rFonts w:ascii="Arial" w:hAnsi="Arial" w:cs="Arial"/>
+        </w:rPr>
+      </w:pPr>
+      <w:r>
+        <w:rPr>
+          <w:rFonts w:ascii="Arial" w:hAnsi="Arial" w:cs="Arial"/>
+        </w:rPr>
+        <w:t xml:space="preserve">El proyecto permite demostrar los fundamentos de POO mediante un problema jugable del curso. El jugador organiza productos en las categorias frutas, lacteos y limpieza. El objetivo academico es justificar las clases y sus relaciones con ejemplos ejecutables, ademas de </w:t>
+      </w:r>
       <w:proofErr w:type="spellStart"/>
       <w:r>
         <w:rPr>
           <w:rFonts w:ascii="Arial" w:hAnsi="Arial" w:cs="Arial"/>
         </w:rPr>
-        <w:t>Supermercado</w:t>
+        <w:t>demostrar</w:t>
+      </w:r>
+      <w:proofErr w:type="spellEnd"/>
+      <w:r>
+        <w:rPr>
+          <w:rFonts w:ascii="Arial" w:hAnsi="Arial" w:cs="Arial"/>
+        </w:rPr>
+        <w:t xml:space="preserve"> interfaces y </w:t>
+      </w:r>
+      <w:proofErr w:type="spellStart"/>
+      <w:r>
+        <w:rPr>
+          <w:rFonts w:ascii="Arial" w:hAnsi="Arial" w:cs="Arial"/>
+        </w:rPr>
+        <w:t>funcionalidades</w:t>
       </w:r>
       <w:proofErr w:type="spellEnd"/>
       <w:r>
@@ -692,32 +650,27 @@
         <w:rPr>
           <w:rFonts w:ascii="Arial" w:hAnsi="Arial" w:cs="Arial"/>
         </w:rPr>
-        <w:t>en</w:t>
+        <w:t>relevantes</w:t>
       </w:r>
       <w:proofErr w:type="spellEnd"/>
       <w:r>
         <w:rPr>
           <w:rFonts w:ascii="Arial" w:hAnsi="Arial" w:cs="Arial"/>
         </w:rPr>
-        <w:t xml:space="preserve"> </w:t>
-      </w:r>
-      <w:proofErr w:type="spellStart"/>
-      <w:r>
-        <w:rPr>
-          <w:rFonts w:ascii="Arial" w:hAnsi="Arial" w:cs="Arial"/>
-        </w:rPr>
-        <w:t>Caos</w:t>
-      </w:r>
-      <w:proofErr w:type="spellEnd"/>
-      <w:r>
-        <w:rPr>
-          <w:rFonts w:ascii="Arial" w:hAnsi="Arial" w:cs="Arial"/>
-        </w:rPr>
-        <w:t xml:space="preserve"> es un videojuego cenital en Java para reponer seis productos antes de agotar el tiempo. Su arquitectura separa reglas, entrada y presentacion. Implementa asociacion, agregacion, composicion, encapsulamiento, herencia y polimorfismo. Un nivel completo demuestra movimiento, colisiones, entregas, clientes y estados de partida. La interfaz usa pixel art original y Swing sin bibliotecas externas.</w:t>
+        <w:t>.</w:t>
       </w:r>
     </w:p>
     <w:p>
       <w:pPr>
+        <w:jc w:val="both"/>
+        <w:rPr>
+          <w:rFonts w:ascii="Arial" w:hAnsi="Arial" w:cs="Arial"/>
+        </w:rPr>
+      </w:pPr>
+    </w:p>
+    <w:p>
+      <w:pPr>
+        <w:jc w:val="both"/>
         <w:rPr>
           <w:rFonts w:ascii="Arial" w:hAnsi="Arial" w:cs="Arial"/>
           <w:b/>
@@ -734,81 +687,12 @@
           <w:sz w:val="24"/>
           <w:szCs w:val="24"/>
         </w:rPr>
-        <w:t>II Introduccion</w:t>
-      </w:r>
-    </w:p>
-    <w:p>
-      <w:pPr>
-        <w:rPr>
-          <w:rFonts w:ascii="Arial" w:hAnsi="Arial" w:cs="Arial"/>
-        </w:rPr>
-      </w:pPr>
-      <w:r>
-        <w:rPr>
-          <w:rFonts w:ascii="Arial" w:hAnsi="Arial" w:cs="Arial"/>
-        </w:rPr>
-        <w:t xml:space="preserve">El proyecto permite demostrar los fundamentos de POO mediante un problema jugable del curso. El jugador organiza productos en las categorias frutas, lacteos y limpieza. El objetivo academico es justificar las clases y sus relaciones con ejemplos ejecutables, ademas de demostrar interfaces y </w:t>
-      </w:r>
-      <w:proofErr w:type="spellStart"/>
-      <w:r>
-        <w:rPr>
-          <w:rFonts w:ascii="Arial" w:hAnsi="Arial" w:cs="Arial"/>
-        </w:rPr>
-        <w:t>funcionalidades</w:t>
-      </w:r>
-      <w:proofErr w:type="spellEnd"/>
-      <w:r>
-        <w:rPr>
-          <w:rFonts w:ascii="Arial" w:hAnsi="Arial" w:cs="Arial"/>
-        </w:rPr>
-        <w:t xml:space="preserve"> </w:t>
-      </w:r>
-      <w:proofErr w:type="spellStart"/>
-      <w:r>
-        <w:rPr>
-          <w:rFonts w:ascii="Arial" w:hAnsi="Arial" w:cs="Arial"/>
-        </w:rPr>
-        <w:t>relevantes</w:t>
-      </w:r>
-      <w:proofErr w:type="spellEnd"/>
-      <w:r>
-        <w:rPr>
-          <w:rFonts w:ascii="Arial" w:hAnsi="Arial" w:cs="Arial"/>
-        </w:rPr>
-        <w:t>.</w:t>
-      </w:r>
-    </w:p>
-    <w:p>
-      <w:pPr>
-        <w:rPr>
-          <w:rFonts w:ascii="Arial" w:hAnsi="Arial" w:cs="Arial"/>
-        </w:rPr>
-      </w:pPr>
-    </w:p>
-    <w:p>
-      <w:pPr>
-        <w:rPr>
-          <w:rFonts w:ascii="Arial" w:hAnsi="Arial" w:cs="Arial"/>
-          <w:b/>
-          <w:bCs/>
-          <w:sz w:val="24"/>
-          <w:szCs w:val="24"/>
-        </w:rPr>
-      </w:pPr>
-      <w:r>
-        <w:rPr>
-          <w:rFonts w:ascii="Arial" w:hAnsi="Arial" w:cs="Arial"/>
-          <w:b/>
-          <w:bCs/>
-          <w:sz w:val="24"/>
-          <w:szCs w:val="24"/>
-        </w:rPr>
-        <w:lastRenderedPageBreak/>
         <w:t>Tecnologias utilizadas</w:t>
       </w:r>
     </w:p>
     <w:p>
       <w:pPr>
+        <w:jc w:val="both"/>
         <w:rPr>
           <w:rFonts w:ascii="Arial" w:hAnsi="Arial" w:cs="Arial"/>
         </w:rPr>
@@ -879,15 +763,50 @@
         <w:rPr>
           <w:rFonts w:ascii="Arial" w:hAnsi="Arial" w:cs="Arial"/>
         </w:rPr>
-        <w:t>Figura 1. Panel real de la nueva interfaz, renderizado automaticamente durante las pruebas.</w:t>
+        <w:t xml:space="preserve">Figura 1. Panel real de la nueva interfaz, renderizado </w:t>
       </w:r>
-    </w:p>
-    <w:p>
-      <w:pPr>
-        <w:rPr>
-          <w:rFonts w:ascii="Arial" w:hAnsi="Arial" w:cs="Arial"/>
-        </w:rPr>
-      </w:pPr>
+      <w:proofErr w:type="spellStart"/>
+      <w:r>
+        <w:rPr>
+          <w:rFonts w:ascii="Arial" w:hAnsi="Arial" w:cs="Arial"/>
+        </w:rPr>
+        <w:t>automaticamente</w:t>
+      </w:r>
+      <w:proofErr w:type="spellEnd"/>
+      <w:r>
+        <w:rPr>
+          <w:rFonts w:ascii="Arial" w:hAnsi="Arial" w:cs="Arial"/>
+        </w:rPr>
+        <w:t xml:space="preserve"> </w:t>
+      </w:r>
+      <w:proofErr w:type="spellStart"/>
+      <w:r>
+        <w:rPr>
+          <w:rFonts w:ascii="Arial" w:hAnsi="Arial" w:cs="Arial"/>
+        </w:rPr>
+        <w:t>durante</w:t>
+      </w:r>
+      <w:proofErr w:type="spellEnd"/>
+      <w:r>
+        <w:rPr>
+          <w:rFonts w:ascii="Arial" w:hAnsi="Arial" w:cs="Arial"/>
+        </w:rPr>
+        <w:t xml:space="preserve"> las </w:t>
+      </w:r>
+      <w:proofErr w:type="spellStart"/>
+      <w:r>
+        <w:rPr>
+          <w:rFonts w:ascii="Arial" w:hAnsi="Arial" w:cs="Arial"/>
+        </w:rPr>
+        <w:t>pruebas</w:t>
+      </w:r>
+      <w:proofErr w:type="spellEnd"/>
+      <w:r>
+        <w:rPr>
+          <w:rFonts w:ascii="Arial" w:hAnsi="Arial" w:cs="Arial"/>
+        </w:rPr>
+        <w:t>.</w:t>
+      </w:r>
     </w:p>
     <w:p>
       <w:pPr>
@@ -912,6 +831,7 @@
     </w:p>
     <w:p>
       <w:pPr>
+        <w:jc w:val="both"/>
         <w:rPr>
           <w:rFonts w:ascii="Arial" w:hAnsi="Arial" w:cs="Arial"/>
         </w:rPr>
@@ -1017,7 +937,63 @@
         <w:rPr>
           <w:rFonts w:ascii="Arial" w:hAnsi="Arial" w:cs="Arial"/>
         </w:rPr>
-        <w:t xml:space="preserve"> clases de dominio. Main, GameWindow, GamePanel y ControlTeclado son clases auxiliares de arranque, ventana, presentacion y entrada. El archivo UML.drawio permite </w:t>
+        <w:t xml:space="preserve"> </w:t>
+      </w:r>
+      <w:proofErr w:type="spellStart"/>
+      <w:r>
+        <w:rPr>
+          <w:rFonts w:ascii="Arial" w:hAnsi="Arial" w:cs="Arial"/>
+        </w:rPr>
+        <w:t>clases</w:t>
+      </w:r>
+      <w:proofErr w:type="spellEnd"/>
+      <w:r>
+        <w:rPr>
+          <w:rFonts w:ascii="Arial" w:hAnsi="Arial" w:cs="Arial"/>
+        </w:rPr>
+        <w:t xml:space="preserve"> de dominio. Main, GameWindow, GamePanel y ControlTeclado son clases auxiliares de arranque, ventana, presentacion y entrada. El </w:t>
+      </w:r>
+      <w:proofErr w:type="spellStart"/>
+      <w:r>
+        <w:rPr>
+          <w:rFonts w:ascii="Arial" w:hAnsi="Arial" w:cs="Arial"/>
+        </w:rPr>
+        <w:t>archivo</w:t>
+      </w:r>
+      <w:proofErr w:type="spellEnd"/>
+      <w:r>
+        <w:rPr>
+          <w:rFonts w:ascii="Arial" w:hAnsi="Arial" w:cs="Arial"/>
+        </w:rPr>
+        <w:t xml:space="preserve"> </w:t>
+      </w:r>
+      <w:proofErr w:type="spellStart"/>
+      <w:r>
+        <w:rPr>
+          <w:rFonts w:ascii="Arial" w:hAnsi="Arial" w:cs="Arial"/>
+        </w:rPr>
+        <w:t>UML.drawio</w:t>
+      </w:r>
+      <w:proofErr w:type="spellEnd"/>
+      <w:r>
+        <w:rPr>
+          <w:rFonts w:ascii="Arial" w:hAnsi="Arial" w:cs="Arial"/>
+        </w:rPr>
+        <w:t xml:space="preserve"> </w:t>
+      </w:r>
+      <w:proofErr w:type="spellStart"/>
+      <w:r>
+        <w:rPr>
+          <w:rFonts w:ascii="Arial" w:hAnsi="Arial" w:cs="Arial"/>
+        </w:rPr>
+        <w:t>permite</w:t>
+      </w:r>
+      <w:proofErr w:type="spellEnd"/>
+      <w:r>
+        <w:rPr>
+          <w:rFonts w:ascii="Arial" w:hAnsi="Arial" w:cs="Arial"/>
+        </w:rPr>
+        <w:t xml:space="preserve"> </w:t>
       </w:r>
       <w:proofErr w:type="spellStart"/>
       <w:r>
@@ -1071,6 +1047,7 @@
     </w:p>
     <w:p>
       <w:pPr>
+        <w:jc w:val="both"/>
         <w:rPr>
           <w:rFonts w:ascii="Arial" w:hAnsi="Arial" w:cs="Arial"/>
         </w:rPr>
@@ -1084,6 +1061,7 @@
     </w:p>
     <w:p>
       <w:pPr>
+        <w:jc w:val="both"/>
         <w:rPr>
           <w:rFonts w:ascii="Arial" w:hAnsi="Arial" w:cs="Arial"/>
           <w:b/>
@@ -1105,6 +1083,7 @@
     </w:p>
     <w:p>
       <w:pPr>
+        <w:jc w:val="both"/>
         <w:rPr>
           <w:rFonts w:ascii="Arial" w:hAnsi="Arial" w:cs="Arial"/>
         </w:rPr>
@@ -1118,6 +1097,7 @@
     </w:p>
     <w:p>
       <w:pPr>
+        <w:jc w:val="both"/>
         <w:rPr>
           <w:rFonts w:ascii="Arial" w:hAnsi="Arial" w:cs="Arial"/>
           <w:b/>
@@ -1139,6 +1119,7 @@
     </w:p>
     <w:p>
       <w:pPr>
+        <w:jc w:val="both"/>
         <w:rPr>
           <w:rFonts w:ascii="Arial" w:hAnsi="Arial" w:cs="Arial"/>
         </w:rPr>
@@ -1152,6 +1133,7 @@
     </w:p>
     <w:p>
       <w:pPr>
+        <w:jc w:val="both"/>
         <w:rPr>
           <w:rFonts w:ascii="Arial" w:hAnsi="Arial" w:cs="Arial"/>
           <w:b/>
@@ -1173,6 +1155,7 @@
     </w:p>
     <w:p>
       <w:pPr>
+        <w:jc w:val="both"/>
         <w:rPr>
           <w:rFonts w:ascii="Arial" w:hAnsi="Arial" w:cs="Arial"/>
         </w:rPr>
@@ -1181,21 +1164,7 @@
         <w:rPr>
           <w:rFonts w:ascii="Arial" w:hAnsi="Arial" w:cs="Arial"/>
         </w:rPr>
-        <w:t xml:space="preserve">GamePanel ejecuta pasos fijos de 1/60 s, dibuja a 640 por 400 y escala por vecino mas cercano. ControlTeclado distingue pulsacion unica y tecla mantenida. GameWindow </w:t>
-      </w:r>
-      <w:proofErr w:type="spellStart"/>
-      <w:r>
-        <w:rPr>
-          <w:rFonts w:ascii="Arial" w:hAnsi="Arial" w:cs="Arial"/>
-        </w:rPr>
-        <w:t>pausa</w:t>
-      </w:r>
-      <w:proofErr w:type="spellEnd"/>
-      <w:r>
-        <w:rPr>
-          <w:rFonts w:ascii="Arial" w:hAnsi="Arial" w:cs="Arial"/>
-        </w:rPr>
-        <w:t xml:space="preserve"> al </w:t>
+        <w:t xml:space="preserve">GamePanel ejecuta pasos fijos de 1/60 s, dibuja a 640 por 400 y escala por vecino mas cercano. ControlTeclado distingue pulsacion unica y tecla mantenida. GameWindow pausa al </w:t>
       </w:r>
       <w:proofErr w:type="spellStart"/>
       <w:r>
@@ -1228,6 +1197,7 @@
     </w:p>
     <w:p>
       <w:pPr>
+        <w:jc w:val="both"/>
         <w:rPr>
           <w:rFonts w:ascii="Arial" w:hAnsi="Arial" w:cs="Arial"/>
         </w:rPr>
@@ -1235,6 +1205,7 @@
     </w:p>
     <w:p>
       <w:pPr>
+        <w:jc w:val="both"/>
         <w:rPr>
           <w:rFonts w:ascii="Arial" w:hAnsi="Arial" w:cs="Arial"/>
           <w:b/>
@@ -1256,6 +1227,7 @@
     </w:p>
     <w:p>
       <w:pPr>
+        <w:jc w:val="both"/>
         <w:rPr>
           <w:rFonts w:ascii="Arial" w:hAnsi="Arial" w:cs="Arial"/>
           <w:b/>
@@ -1273,6 +1245,7 @@
     </w:p>
     <w:p>
       <w:pPr>
+        <w:jc w:val="both"/>
         <w:rPr>
           <w:rFonts w:ascii="Arial" w:hAnsi="Arial" w:cs="Arial"/>
         </w:rPr>
@@ -1286,6 +1259,7 @@
     </w:p>
     <w:p>
       <w:pPr>
+        <w:jc w:val="both"/>
         <w:rPr>
           <w:rFonts w:ascii="Arial" w:hAnsi="Arial" w:cs="Arial"/>
         </w:rPr>
@@ -1341,6 +1315,7 @@
     </w:p>
     <w:p>
       <w:pPr>
+        <w:jc w:val="both"/>
         <w:rPr>
           <w:rFonts w:ascii="Arial" w:hAnsi="Arial" w:cs="Arial"/>
           <w:b/>
@@ -1358,6 +1333,7 @@
     </w:p>
     <w:p>
       <w:pPr>
+        <w:jc w:val="both"/>
         <w:rPr>
           <w:rFonts w:ascii="Arial" w:hAnsi="Arial" w:cs="Arial"/>
         </w:rPr>
@@ -1371,6 +1347,7 @@
     </w:p>
     <w:p>
       <w:pPr>
+        <w:jc w:val="both"/>
         <w:rPr>
           <w:rFonts w:ascii="Arial" w:hAnsi="Arial" w:cs="Arial"/>
         </w:rPr>
@@ -1410,6 +1387,7 @@
     </w:p>
     <w:p>
       <w:pPr>
+        <w:jc w:val="both"/>
         <w:rPr>
           <w:rFonts w:ascii="Arial" w:hAnsi="Arial" w:cs="Arial"/>
           <w:b/>
@@ -1427,6 +1405,7 @@
     </w:p>
     <w:p>
       <w:pPr>
+        <w:jc w:val="both"/>
         <w:rPr>
           <w:rFonts w:ascii="Arial" w:hAnsi="Arial" w:cs="Arial"/>
         </w:rPr>
@@ -1440,6 +1419,7 @@
     </w:p>
     <w:p>
       <w:pPr>
+        <w:jc w:val="both"/>
         <w:rPr>
           <w:rFonts w:ascii="Arial" w:hAnsi="Arial" w:cs="Arial"/>
         </w:rPr>
@@ -1495,6 +1475,7 @@
     </w:p>
     <w:p>
       <w:pPr>
+        <w:jc w:val="both"/>
         <w:rPr>
           <w:rFonts w:ascii="Arial" w:hAnsi="Arial" w:cs="Arial"/>
           <w:b/>
@@ -1512,6 +1493,7 @@
     </w:p>
     <w:p>
       <w:pPr>
+        <w:jc w:val="both"/>
         <w:rPr>
           <w:rFonts w:ascii="Arial" w:hAnsi="Arial" w:cs="Arial"/>
         </w:rPr>
@@ -1525,6 +1507,7 @@
     </w:p>
     <w:p>
       <w:pPr>
+        <w:jc w:val="both"/>
         <w:rPr>
           <w:rFonts w:ascii="Arial" w:hAnsi="Arial" w:cs="Arial"/>
         </w:rPr>
@@ -1539,6 +1522,7 @@
     </w:p>
     <w:p>
       <w:pPr>
+        <w:jc w:val="both"/>
         <w:rPr>
           <w:rFonts w:ascii="Arial" w:hAnsi="Arial" w:cs="Arial"/>
           <w:b/>
@@ -1556,6 +1540,7 @@
     </w:p>
     <w:p>
       <w:pPr>
+        <w:jc w:val="both"/>
         <w:rPr>
           <w:rFonts w:ascii="Arial" w:hAnsi="Arial" w:cs="Arial"/>
         </w:rPr>
@@ -1569,6 +1554,7 @@
     </w:p>
     <w:p>
       <w:pPr>
+        <w:jc w:val="both"/>
         <w:rPr>
           <w:rFonts w:ascii="Arial" w:hAnsi="Arial" w:cs="Arial"/>
           <w:sz w:val="18"/>
@@ -1595,11 +1581,53 @@
           <w:rFonts w:ascii="Arial" w:hAnsi="Arial" w:cs="Arial"/>
           <w:sz w:val="18"/>
         </w:rPr>
-        <w:t xml:space="preserve"> personajes) { personaje.update(); ... }</w:t>
+        <w:t xml:space="preserve"> personajes) </w:t>
       </w:r>
+      <w:proofErr w:type="gramStart"/>
+      <w:r>
+        <w:rPr>
+          <w:rFonts w:ascii="Arial" w:hAnsi="Arial" w:cs="Arial"/>
+          <w:sz w:val="18"/>
+        </w:rPr>
+        <w:t>{ personaje</w:t>
+      </w:r>
+      <w:proofErr w:type="gramEnd"/>
+      <w:r>
+        <w:rPr>
+          <w:rFonts w:ascii="Arial" w:hAnsi="Arial" w:cs="Arial"/>
+          <w:sz w:val="18"/>
+        </w:rPr>
+        <w:t>.</w:t>
+      </w:r>
+      <w:proofErr w:type="gramStart"/>
+      <w:r>
+        <w:rPr>
+          <w:rFonts w:ascii="Arial" w:hAnsi="Arial" w:cs="Arial"/>
+          <w:sz w:val="18"/>
+        </w:rPr>
+        <w:t>update(</w:t>
+      </w:r>
+      <w:proofErr w:type="gramEnd"/>
+      <w:r>
+        <w:rPr>
+          <w:rFonts w:ascii="Arial" w:hAnsi="Arial" w:cs="Arial"/>
+          <w:sz w:val="18"/>
+        </w:rPr>
+        <w:t xml:space="preserve">); </w:t>
+      </w:r>
+      <w:proofErr w:type="gramStart"/>
+      <w:r>
+        <w:rPr>
+          <w:rFonts w:ascii="Arial" w:hAnsi="Arial" w:cs="Arial"/>
+          <w:sz w:val="18"/>
+        </w:rPr>
+        <w:t>... }</w:t>
+      </w:r>
+      <w:proofErr w:type="gramEnd"/>
     </w:p>
     <w:p>
       <w:pPr>
+        <w:jc w:val="both"/>
         <w:rPr>
           <w:rFonts w:ascii="Arial" w:hAnsi="Arial" w:cs="Arial"/>
         </w:rPr>
@@ -1607,6 +1635,7 @@
     </w:p>
     <w:p>
       <w:pPr>
+        <w:jc w:val="both"/>
         <w:rPr>
           <w:rFonts w:ascii="Arial" w:hAnsi="Arial" w:cs="Arial"/>
           <w:b/>
@@ -1625,6 +1654,7 @@
     </w:p>
     <w:p>
       <w:pPr>
+        <w:jc w:val="both"/>
         <w:rPr>
           <w:rFonts w:ascii="Arial" w:hAnsi="Arial" w:cs="Arial"/>
         </w:rPr>
@@ -1652,6 +1682,7 @@
     </w:p>
     <w:p>
       <w:pPr>
+        <w:jc w:val="both"/>
         <w:rPr>
           <w:rFonts w:ascii="Arial" w:hAnsi="Arial" w:cs="Arial"/>
         </w:rPr>
@@ -1666,6 +1697,7 @@
     </w:p>
     <w:p>
       <w:pPr>
+        <w:jc w:val="both"/>
         <w:rPr>
           <w:rFonts w:ascii="Arial" w:hAnsi="Arial" w:cs="Arial"/>
         </w:rPr>
@@ -1674,7 +1706,21 @@
         <w:rPr>
           <w:rFonts w:ascii="Arial" w:hAnsi="Arial" w:cs="Arial"/>
         </w:rPr>
-        <w:t xml:space="preserve">El enum Estado selecciona pantallas; no constituye el patron State. No se declara Observer ni otro patron no implementado. La composicion describe propiedad conceptual; Java no destruye </w:t>
+        <w:t xml:space="preserve">El enum Estado selecciona pantallas; no constituye el patron State. No se declara Observer ni otro patron no implementado. La composicion describe propiedad conceptual; Java no </w:t>
+      </w:r>
+      <w:proofErr w:type="spellStart"/>
+      <w:r>
+        <w:rPr>
+          <w:rFonts w:ascii="Arial" w:hAnsi="Arial" w:cs="Arial"/>
+        </w:rPr>
+        <w:t>destruye</w:t>
+      </w:r>
+      <w:proofErr w:type="spellEnd"/>
+      <w:r>
+        <w:rPr>
+          <w:rFonts w:ascii="Arial" w:hAnsi="Arial" w:cs="Arial"/>
+        </w:rPr>
+        <w:t xml:space="preserve"> </w:t>
       </w:r>
       <w:proofErr w:type="spellStart"/>
       <w:r>
@@ -1707,6 +1753,7 @@
     </w:p>
     <w:p>
       <w:pPr>
+        <w:jc w:val="both"/>
         <w:rPr>
           <w:rFonts w:ascii="Arial" w:hAnsi="Arial" w:cs="Arial"/>
         </w:rPr>
@@ -1714,6 +1761,7 @@
     </w:p>
     <w:p>
       <w:pPr>
+        <w:jc w:val="both"/>
         <w:rPr>
           <w:rFonts w:ascii="Arial" w:hAnsi="Arial" w:cs="Arial"/>
           <w:b/>
@@ -1735,6 +1783,7 @@
     </w:p>
     <w:p>
       <w:pPr>
+        <w:jc w:val="both"/>
         <w:rPr>
           <w:rFonts w:ascii="Arial" w:hAnsi="Arial" w:cs="Arial"/>
         </w:rPr>
@@ -1748,6 +1797,7 @@
     </w:p>
     <w:p>
       <w:pPr>
+        <w:jc w:val="both"/>
         <w:rPr>
           <w:rFonts w:ascii="Arial" w:hAnsi="Arial" w:cs="Arial"/>
           <w:b/>
@@ -1765,6 +1815,7 @@
     </w:p>
     <w:p>
       <w:pPr>
+        <w:jc w:val="both"/>
         <w:rPr>
           <w:rFonts w:ascii="Arial" w:hAnsi="Arial" w:cs="Arial"/>
         </w:rPr>
@@ -1795,6 +1846,7 @@
     </w:p>
     <w:p>
       <w:pPr>
+        <w:jc w:val="both"/>
         <w:rPr>
           <w:rFonts w:ascii="Arial" w:hAnsi="Arial" w:cs="Arial"/>
         </w:rPr>
@@ -1808,6 +1860,7 @@
     </w:p>
     <w:p>
       <w:pPr>
+        <w:jc w:val="both"/>
         <w:rPr>
           <w:rFonts w:ascii="Arial" w:hAnsi="Arial" w:cs="Arial"/>
         </w:rPr>
@@ -1816,84 +1869,109 @@
         <w:rPr>
           <w:rFonts w:ascii="Arial" w:hAnsi="Arial" w:cs="Arial"/>
         </w:rPr>
-        <w:t>La ruta automatizada usa el resolvedor del modelo y pasos de actualizacion entre segmentos; no sustituye una partida manual con teclado fisico. El equipo debe probar el JAR en el ordenador de exposicion, incluyendo Salir, legibilidad y rendimiento.</w:t>
+        <w:t xml:space="preserve">La ruta automatizada usa el resolvedor del modelo y pasos de actualizacion entre segmentos; no sustituye una partida manual con teclado fisico. El equipo debe probar el JAR en el </w:t>
+      </w:r>
+      <w:proofErr w:type="spellStart"/>
+      <w:r>
+        <w:rPr>
+          <w:rFonts w:ascii="Arial" w:hAnsi="Arial" w:cs="Arial"/>
+        </w:rPr>
+        <w:t>ordenador</w:t>
+      </w:r>
+      <w:proofErr w:type="spellEnd"/>
+      <w:r>
+        <w:rPr>
+          <w:rFonts w:ascii="Arial" w:hAnsi="Arial" w:cs="Arial"/>
+        </w:rPr>
+        <w:t xml:space="preserve"> de </w:t>
+      </w:r>
+      <w:proofErr w:type="spellStart"/>
+      <w:r>
+        <w:rPr>
+          <w:rFonts w:ascii="Arial" w:hAnsi="Arial" w:cs="Arial"/>
+        </w:rPr>
+        <w:t>exposicion</w:t>
+      </w:r>
+      <w:proofErr w:type="spellEnd"/>
+      <w:r>
+        <w:rPr>
+          <w:rFonts w:ascii="Arial" w:hAnsi="Arial" w:cs="Arial"/>
+        </w:rPr>
+        <w:t xml:space="preserve">, </w:t>
+      </w:r>
+      <w:proofErr w:type="spellStart"/>
+      <w:r>
+        <w:rPr>
+          <w:rFonts w:ascii="Arial" w:hAnsi="Arial" w:cs="Arial"/>
+        </w:rPr>
+        <w:t>incluyendo</w:t>
+      </w:r>
+      <w:proofErr w:type="spellEnd"/>
+      <w:r>
+        <w:rPr>
+          <w:rFonts w:ascii="Arial" w:hAnsi="Arial" w:cs="Arial"/>
+        </w:rPr>
+        <w:t xml:space="preserve"> </w:t>
+      </w:r>
+      <w:proofErr w:type="spellStart"/>
+      <w:r>
+        <w:rPr>
+          <w:rFonts w:ascii="Arial" w:hAnsi="Arial" w:cs="Arial"/>
+        </w:rPr>
+        <w:t>Salir</w:t>
+      </w:r>
+      <w:proofErr w:type="spellEnd"/>
+      <w:r>
+        <w:rPr>
+          <w:rFonts w:ascii="Arial" w:hAnsi="Arial" w:cs="Arial"/>
+        </w:rPr>
+        <w:t xml:space="preserve">, </w:t>
+      </w:r>
+      <w:proofErr w:type="spellStart"/>
+      <w:r>
+        <w:rPr>
+          <w:rFonts w:ascii="Arial" w:hAnsi="Arial" w:cs="Arial"/>
+        </w:rPr>
+        <w:t>legibilidad</w:t>
+      </w:r>
+      <w:proofErr w:type="spellEnd"/>
+      <w:r>
+        <w:rPr>
+          <w:rFonts w:ascii="Arial" w:hAnsi="Arial" w:cs="Arial"/>
+        </w:rPr>
+        <w:t xml:space="preserve"> y </w:t>
+      </w:r>
+      <w:proofErr w:type="spellStart"/>
+      <w:r>
+        <w:rPr>
+          <w:rFonts w:ascii="Arial" w:hAnsi="Arial" w:cs="Arial"/>
+        </w:rPr>
+        <w:t>rendimiento</w:t>
+      </w:r>
+      <w:proofErr w:type="spellEnd"/>
+      <w:r>
+        <w:rPr>
+          <w:rFonts w:ascii="Arial" w:hAnsi="Arial" w:cs="Arial"/>
+        </w:rPr>
+        <w:t>.</w:t>
       </w:r>
     </w:p>
     <w:p>
       <w:pPr>
-        <w:rPr>
-          <w:rFonts w:ascii="Arial" w:hAnsi="Arial" w:cs="Arial"/>
-          <w:b/>
-          <w:bCs/>
-        </w:rPr>
-      </w:pPr>
-      <w:r>
-        <w:rPr>
-          <w:rFonts w:ascii="Arial" w:hAnsi="Arial" w:cs="Arial"/>
-          <w:b/>
-          <w:bCs/>
-        </w:rPr>
-        <w:t>Versionamiento y evidencias</w:t>
-      </w:r>
+        <w:jc w:val="both"/>
+        <w:rPr>
+          <w:rFonts w:ascii="Arial" w:hAnsi="Arial" w:cs="Arial"/>
+        </w:rPr>
+      </w:pPr>
     </w:p>
     <w:p>
       <w:pPr>
+        <w:jc w:val="both"/>
         <w:rPr>
           <w:rFonts w:ascii="Arial" w:hAnsi="Arial" w:cs="Arial"/>
         </w:rPr>
       </w:pPr>
       <w:r>
-        <w:rPr>
-          <w:rFonts w:ascii="Arial" w:hAnsi="Arial" w:cs="Arial"/>
-        </w:rPr>
-        <w:t>El archivo recibido no contiene historial Git. No se presentan commits ni colaboradores inventados. El grupo debe adjuntar URL de su repositorio, historial con autores y fechas, ramas y revisiones reales. El documento GIT.md indica como reunir esa evidencia. Un commit de importacion no prueba trabajo previo en equipo.</w:t>
-      </w:r>
-    </w:p>
-    <w:p>
-      <w:pPr>
-        <w:rPr>
-          <w:rFonts w:ascii="Arial" w:hAnsi="Arial" w:cs="Arial"/>
-          <w:b/>
-          <w:bCs/>
-        </w:rPr>
-      </w:pPr>
-      <w:r>
-        <w:rPr>
-          <w:rFonts w:ascii="Arial" w:hAnsi="Arial" w:cs="Arial"/>
-          <w:b/>
-          <w:bCs/>
-        </w:rPr>
-        <w:t>Correspondencia con la rubrica</w:t>
-      </w:r>
-    </w:p>
-    <w:p>
-      <w:pPr>
-        <w:rPr>
-          <w:rFonts w:ascii="Arial" w:hAnsi="Arial" w:cs="Arial"/>
-        </w:rPr>
-      </w:pPr>
-      <w:r>
-        <w:rPr>
-          <w:rFonts w:ascii="Arial" w:hAnsi="Arial" w:cs="Arial"/>
-        </w:rPr>
-        <w:t>Arquitectura: ocho clases fundamentadas y relaciones implementadas. Fundamentos POO: seis conceptos con ejemplos. Resultados parciales: interfaces y un nivel operable con pruebas. Git y presentacion oral: requieren evidencia y demostracion reales. No se asigna nota ni porcentaje global sin un plan de alcance aprobado por el curso.</w:t>
-      </w:r>
-    </w:p>
-    <w:p>
-      <w:pPr>
-        <w:rPr>
-          <w:rFonts w:ascii="Arial" w:hAnsi="Arial" w:cs="Arial"/>
-        </w:rPr>
-      </w:pPr>
-      <w:r>
-        <w:rPr>
-          <w:rFonts w:ascii="Arial" w:hAnsi="Arial" w:cs="Arial"/>
-        </w:rPr>
-        <w:br w:type="page"/>
-      </w:r>
-    </w:p>
-    <w:p>
-      <w:pPr>
         <w:rPr>
           <w:rFonts w:ascii="Arial" w:hAnsi="Arial" w:cs="Arial"/>
           <w:b/>
@@ -1901,8 +1979,26 @@
           <w:sz w:val="24"/>
           <w:szCs w:val="24"/>
         </w:rPr>
+        <w:t>VII Conclusiones</w:t>
+      </w:r>
+    </w:p>
+    <w:p>
+      <w:pPr>
+        <w:jc w:val="both"/>
+        <w:rPr>
+          <w:rFonts w:ascii="Arial" w:hAnsi="Arial" w:cs="Arial"/>
+        </w:rPr>
       </w:pPr>
       <w:r>
+        <w:rPr>
+          <w:rFonts w:ascii="Arial" w:hAnsi="Arial" w:cs="Arial"/>
+        </w:rPr>
+        <w:t>El proyecto conserva el modelo jugable y mejora su presentacion cenital con arte original. La separacion de responsabilidades permitio cambiar la interfaz manteniendo las pruebas del juego. La principal dificultad tecnica es mantener consistentes coordenadas visuales, colisiones y entrada con paso fijo. La evidencia disponible respalda un nivel operable; quedan la validacion manual del grupo, las evidencias Git y la exposicion.</w:t>
+      </w:r>
+    </w:p>
+    <w:p>
+      <w:pPr>
+        <w:jc w:val="both"/>
         <w:rPr>
           <w:rFonts w:ascii="Arial" w:hAnsi="Arial" w:cs="Arial"/>
           <w:b/>
@@ -1910,25 +2006,8 @@
           <w:sz w:val="24"/>
           <w:szCs w:val="24"/>
         </w:rPr>
-        <w:lastRenderedPageBreak/>
-        <w:t>VII Conclusiones</w:t>
-      </w:r>
-    </w:p>
-    <w:p>
-      <w:pPr>
-        <w:rPr>
-          <w:rFonts w:ascii="Arial" w:hAnsi="Arial" w:cs="Arial"/>
-        </w:rPr>
       </w:pPr>
       <w:r>
-        <w:rPr>
-          <w:rFonts w:ascii="Arial" w:hAnsi="Arial" w:cs="Arial"/>
-        </w:rPr>
-        <w:t>El proyecto conserva el modelo jugable y mejora su presentacion cenital con arte original. La separacion de responsabilidades permitio cambiar la interfaz manteniendo las pruebas del juego. La principal dificultad tecnica es mantener consistentes coordenadas visuales, colisiones y entrada con paso fijo. La evidencia disponible respalda un nivel operable; quedan la validacion manual del grupo, las evidencias Git y la exposicion.</w:t>
-      </w:r>
-    </w:p>
-    <w:p>
-      <w:pPr>
         <w:rPr>
           <w:rFonts w:ascii="Arial" w:hAnsi="Arial" w:cs="Arial"/>
           <w:b/>
@@ -1936,20 +2015,12 @@
           <w:sz w:val="24"/>
           <w:szCs w:val="24"/>
         </w:rPr>
-      </w:pPr>
-      <w:r>
-        <w:rPr>
-          <w:rFonts w:ascii="Arial" w:hAnsi="Arial" w:cs="Arial"/>
-          <w:b/>
-          <w:bCs/>
-          <w:sz w:val="24"/>
-          <w:szCs w:val="24"/>
-        </w:rPr>
         <w:t>VIII Anexos</w:t>
       </w:r>
     </w:p>
     <w:p>
       <w:pPr>
+        <w:jc w:val="both"/>
         <w:rPr>
           <w:rFonts w:ascii="Arial" w:hAnsi="Arial" w:cs="Arial"/>
         </w:rPr>
@@ -1958,7 +2029,35 @@
         <w:rPr>
           <w:rFonts w:ascii="Arial" w:hAnsi="Arial" w:cs="Arial"/>
         </w:rPr>
-        <w:t>Se adjuntan fuentes Java, JAR ejecutable, UML editable y SVG, atlas original de referencia, README, pruebas y siete capturas. VALIDACION.md detalla resultados; EXPOSICION.md propone una demostracion de siete minutos con preguntas de defensa.</w:t>
+        <w:t xml:space="preserve">Se adjuntan fuentes Java, JAR ejecutable, UML editable y SVG, atlas original de referencia, README, pruebas y siete capturas. VALIDACION.md </w:t>
+      </w:r>
+      <w:proofErr w:type="spellStart"/>
+      <w:r>
+        <w:rPr>
+          <w:rFonts w:ascii="Arial" w:hAnsi="Arial" w:cs="Arial"/>
+        </w:rPr>
+        <w:t>detalla</w:t>
+      </w:r>
+      <w:proofErr w:type="spellEnd"/>
+      <w:r>
+        <w:rPr>
+          <w:rFonts w:ascii="Arial" w:hAnsi="Arial" w:cs="Arial"/>
+        </w:rPr>
+        <w:t xml:space="preserve"> </w:t>
+      </w:r>
+      <w:proofErr w:type="spellStart"/>
+      <w:r>
+        <w:rPr>
+          <w:rFonts w:ascii="Arial" w:hAnsi="Arial" w:cs="Arial"/>
+        </w:rPr>
+        <w:t>resultados</w:t>
+      </w:r>
+      <w:proofErr w:type="spellEnd"/>
+      <w:r>
+        <w:rPr>
+          <w:rFonts w:ascii="Arial" w:hAnsi="Arial" w:cs="Arial"/>
+        </w:rPr>
+        <w:t>.</w:t>
       </w:r>
     </w:p>
     <w:sectPr>
@@ -1972,7 +2071,7 @@
 </file>
 
 <file path=word/numbering.xml><?xml version="1.0" encoding="utf-8"?>
-<w:numbering xmlns:wpc="http://schemas.microsoft.com/office/word/2010/wordprocessingCanvas" xmlns:cx="http://schemas.microsoft.com/office/drawing/2014/chartex" xmlns:cx1="http://schemas.microsoft.com/office/drawing/2015/9/8/chartex" xmlns:cx2="http://schemas.microsoft.com/office/drawing/2015/10/21/chartex" xmlns:cx3="http://schemas.microsoft.com/office/drawing/2016/5/9/chartex" xmlns:cx4="http://schemas.microsoft.com/office/drawing/2016/5/10/chartex" xmlns:cx5="http://schemas.microsoft.com/office/drawing/2016/5/11/chartex" xmlns:cx6="http://schemas.microsoft.com/office/drawing/2016/5/12/chartex" xmlns:cx7="http://schemas.microsoft.com/office/drawing/2016/5/13/chartex" xmlns:cx8="http://schemas.microsoft.com/office/drawing/2016/5/14/chartex" xmlns:mc="http://schemas.openxmlformats.org/markup-compatibility/2006" xmlns:aink="http://schemas.microsoft.com/office/drawing/2016/ink" xmlns:am3d="http://schemas.microsoft.com/office/drawing/2017/model3d" xmlns:o="urn:schemas-microsoft-com:office:office" xmlns:oel="http://schemas.microsoft.com/office/2019/extlst" xmlns:r="http://schemas.openxmlformats.org/officeDocument/2006/relationships" xmlns:m="http://schemas.openxmlformats.org/officeDocument/2006/math" xmlns:v="urn:schemas-microsoft-com:vml" xmlns:wp14="http://schemas.microsoft.com/office/word/2010/wordprocessingDrawing" xmlns:wp="http://schemas.openxmlformats.org/drawingml/2006/wordprocessingDrawing" xmlns:w10="urn:schemas-microsoft-com:office:word" xmlns:w="http://schemas.openxmlformats.org/wordprocessingml/2006/main" xmlns:w14="http://schemas.microsoft.com/office/word/2010/wordml" xmlns:w15="http://schemas.microsoft.com/office/word/2012/wordml" xmlns:w16cex="http://schemas.microsoft.com/office/word/2018/wordml/cex" xmlns:w16cid="http://schemas.microsoft.com/office/word/2016/wordml/cid" xmlns:w16="http://schemas.microsoft.com/office/word/2018/wordml" xmlns:w16sdtdh="http://schemas.microsoft.com/office/word/2020/wordml/sdtdatahash" xmlns:w16se="http://schemas.microsoft.com/office/word/2015/wordml/symex" xmlns:wpg="http://schemas.microsoft.com/office/word/2010/wordprocessingGroup" xmlns:wpi="http://schemas.microsoft.com/office/word/2010/wordprocessingInk" xmlns:wne="http://schemas.microsoft.com/office/word/2006/wordml" xmlns:wps="http://schemas.microsoft.com/office/word/2010/wordprocessingShape" mc:Ignorable="w14 w15 w16se w16cid w16 w16cex w16sdtdh wp14">
+<w:numbering xmlns:wpc="http://schemas.microsoft.com/office/word/2010/wordprocessingCanvas" xmlns:cx="http://schemas.microsoft.com/office/drawing/2014/chartex" xmlns:cx1="http://schemas.microsoft.com/office/drawing/2015/9/8/chartex" xmlns:cx2="http://schemas.microsoft.com/office/drawing/2015/10/21/chartex" xmlns:cx3="http://schemas.microsoft.com/office/drawing/2016/5/9/chartex" xmlns:cx4="http://schemas.microsoft.com/office/drawing/2016/5/10/chartex" xmlns:cx5="http://schemas.microsoft.com/office/drawing/2016/5/11/chartex" xmlns:cx6="http://schemas.microsoft.com/office/drawing/2016/5/12/chartex" xmlns:cx7="http://schemas.microsoft.com/office/drawing/2016/5/13/chartex" xmlns:cx8="http://schemas.microsoft.com/office/drawing/2016/5/14/chartex" xmlns:mc="http://schemas.openxmlformats.org/markup-compatibility/2006" xmlns:aink="http://schemas.microsoft.com/office/drawing/2016/ink" xmlns:am3d="http://schemas.microsoft.com/office/drawing/2017/model3d" xmlns:o="urn:schemas-microsoft-com:office:office" xmlns:oel="http://schemas.microsoft.com/office/2019/extlst" xmlns:r="http://schemas.openxmlformats.org/officeDocument/2006/relationships" xmlns:m="http://schemas.openxmlformats.org/officeDocument/2006/math" xmlns:v="urn:schemas-microsoft-com:vml" xmlns:wp14="http://schemas.microsoft.com/office/word/2010/wordprocessingDrawing" xmlns:wp="http://schemas.openxmlformats.org/drawingml/2006/wordprocessingDrawing" xmlns:w10="urn:schemas-microsoft-com:office:word" xmlns:w="http://schemas.openxmlformats.org/wordprocessingml/2006/main" xmlns:w14="http://schemas.microsoft.com/office/word/2010/wordml" xmlns:w15="http://schemas.microsoft.com/office/word/2012/wordml" xmlns:w16cex="http://schemas.microsoft.com/office/word/2018/wordml/cex" xmlns:w16cid="http://schemas.microsoft.com/office/word/2016/wordml/cid" xmlns:w16="http://schemas.microsoft.com/office/word/2018/wordml" xmlns:w16du="http://schemas.microsoft.com/office/word/2023/wordml/word16du" xmlns:w16sdtdh="http://schemas.microsoft.com/office/word/2020/wordml/sdtdatahash" xmlns:w16sdtfl="http://schemas.microsoft.com/office/word/2024/wordml/sdtformatlock" xmlns:w16se="http://schemas.microsoft.com/office/word/2015/wordml/symex" xmlns:wpg="http://schemas.microsoft.com/office/word/2010/wordprocessingGroup" xmlns:wpi="http://schemas.microsoft.com/office/word/2010/wordprocessingInk" xmlns:wne="http://schemas.microsoft.com/office/word/2006/wordml" xmlns:wps="http://schemas.microsoft.com/office/word/2010/wordprocessingShape" mc:Ignorable="w14 w15 w16se w16cid w16 w16cex w16sdtdh w16sdtfl w16du wp14">
   <w:abstractNum w:abstractNumId="0" w15:restartNumberingAfterBreak="0">
     <w:nsid w:val="FFFFFF7C"/>
     <w:multiLevelType w:val="singleLevel"/>
@@ -2175,7 +2274,7 @@
 </file>
 
 <file path=word/styles.xml><?xml version="1.0" encoding="utf-8"?>
-<w:styles xmlns:mc="http://schemas.openxmlformats.org/markup-compatibility/2006" xmlns:r="http://schemas.openxmlformats.org/officeDocument/2006/relationships" xmlns:w="http://schemas.openxmlformats.org/wordprocessingml/2006/main" xmlns:w14="http://schemas.microsoft.com/office/word/2010/wordml" xmlns:w15="http://schemas.microsoft.com/office/word/2012/wordml" xmlns:w16cex="http://schemas.microsoft.com/office/word/2018/wordml/cex" xmlns:w16cid="http://schemas.microsoft.com/office/word/2016/wordml/cid" xmlns:w16="http://schemas.microsoft.com/office/word/2018/wordml" xmlns:w16sdtdh="http://schemas.microsoft.com/office/word/2020/wordml/sdtdatahash" xmlns:w16se="http://schemas.microsoft.com/office/word/2015/wordml/symex" mc:Ignorable="w14 w15 w16se w16cid w16 w16cex w16sdtdh">
+<w:styles xmlns:mc="http://schemas.openxmlformats.org/markup-compatibility/2006" xmlns:r="http://schemas.openxmlformats.org/officeDocument/2006/relationships" xmlns:w="http://schemas.openxmlformats.org/wordprocessingml/2006/main" xmlns:w14="http://schemas.microsoft.com/office/word/2010/wordml" xmlns:w15="http://schemas.microsoft.com/office/word/2012/wordml" xmlns:w16cex="http://schemas.microsoft.com/office/word/2018/wordml/cex" xmlns:w16cid="http://schemas.microsoft.com/office/word/2016/wordml/cid" xmlns:w16="http://schemas.microsoft.com/office/word/2018/wordml" xmlns:w16du="http://schemas.microsoft.com/office/word/2023/wordml/word16du" xmlns:w16sdtdh="http://schemas.microsoft.com/office/word/2020/wordml/sdtdatahash" xmlns:w16sdtfl="http://schemas.microsoft.com/office/word/2024/wordml/sdtformatlock" xmlns:w16se="http://schemas.microsoft.com/office/word/2015/wordml/symex" mc:Ignorable="w14 w15 w16se w16cid w16 w16cex w16sdtdh w16sdtfl w16du">
   <w:docDefaults>
     <w:rPrDefault>
       <w:rPr>
@@ -2782,6 +2881,7 @@
   <w:style w:type="character" w:default="1" w:styleId="Fuentedeprrafopredeter">
     <w:name w:val="Default Paragraph Font"/>
     <w:uiPriority w:val="1"/>
+    <w:semiHidden/>
     <w:unhideWhenUsed/>
   </w:style>
   <w:style w:type="table" w:default="1" w:styleId="Tablanormal">
@@ -3365,7 +3465,7 @@
       <w:szCs w:val="18"/>
     </w:rPr>
   </w:style>
-  <w:style w:type="character" w:styleId="Textoennegrita">
+  <w:style w:type="character" w:styleId="Fuerte">
     <w:name w:val="Strong"/>
     <w:basedOn w:val="Fuentedeprrafopredeter"/>
     <w:uiPriority w:val="22"/>
